--- a/docs/index-page-content.docx
+++ b/docs/index-page-content.docx
@@ -55,11 +55,6 @@
     </w:p>
     <w:p>
       <w:r>
-        <w:t xml:space="preserve">We are building one front door for every partner on earth. </w:t>
-      </w:r>
-    </w:p>
-    <w:p>
-      <w:r>
         <w:t xml:space="preserve">A structured, group-wide partner </w:t>
       </w:r>
       <w:proofErr w:type="spellStart"/>
@@ -81,7 +76,7 @@
     </w:p>
     <w:p>
       <w:r>
-        <w:t xml:space="preserve">the </w:t>
+        <w:t xml:space="preserve">The complete </w:t>
       </w:r>
       <w:proofErr w:type="spellStart"/>
       <w:r>
@@ -89,26 +84,13 @@
       </w:r>
       <w:proofErr w:type="spellEnd"/>
       <w:r>
-        <w:t xml:space="preserve"> XL </w:t>
-      </w:r>
-      <w:r>
-        <w:t xml:space="preserve">website </w:t>
-      </w:r>
-      <w:r>
-        <w:t xml:space="preserve">will become the central platform where all partnership programs are documented, managed, promoted, and supported. Moving forward, </w:t>
-      </w:r>
-      <w:proofErr w:type="spellStart"/>
-      <w:r>
-        <w:t>TellCoExperience</w:t>
-      </w:r>
-      <w:proofErr w:type="spellEnd"/>
-      <w:r>
-        <w:t xml:space="preserve"> XL should become our primary global partner acquisition, training, certification, and ecosystem development platform.</w:t>
-      </w:r>
-    </w:p>
-    <w:p>
-      <w:r>
-        <w:t>Highlight the partnership ecosystem.</w:t>
+        <w:t xml:space="preserve"> XL key message </w:t>
+      </w:r>
+      <w:r>
+        <w:t xml:space="preserve">is </w:t>
+      </w:r>
+      <w:r>
+        <w:t>that a partner entering through one division can benefit from opportunities across all divisions.</w:t>
       </w:r>
     </w:p>
     <w:p>
@@ -201,93 +183,21 @@
         <w:t>original</w:t>
       </w:r>
       <w:r>
-        <w:t>.png here</w:t>
-      </w:r>
-      <w:r>
-        <w:t>.</w:t>
-      </w:r>
-      <w:r>
-        <w:t xml:space="preserve"> </w:t>
-      </w:r>
-    </w:p>
-    <w:p>
-      <w:r>
-        <w:t xml:space="preserve">The focus should </w:t>
-      </w:r>
-      <w:r>
-        <w:t>be</w:t>
-      </w:r>
-      <w:r>
-        <w:t xml:space="preserve"> partnership opportunities, revenue streams, certifications, market access, financing, and growth opportunities.</w:t>
-      </w:r>
-    </w:p>
-    <w:p>
-      <w:r>
-        <w:t>The</w:t>
-      </w:r>
-      <w:r>
-        <w:t xml:space="preserve"> complete </w:t>
+        <w:t xml:space="preserve">.png </w:t>
+      </w:r>
+      <w:r>
+        <w:t xml:space="preserve">after is modified to </w:t>
+      </w:r>
+      <w:r>
+        <w:t xml:space="preserve">match </w:t>
       </w:r>
       <w:proofErr w:type="spellStart"/>
       <w:r>
-        <w:t>TellCoExperience</w:t>
+        <w:t>TellCo</w:t>
       </w:r>
       <w:proofErr w:type="spellEnd"/>
       <w:r>
-        <w:t xml:space="preserve"> XL </w:t>
-      </w:r>
-      <w:r>
-        <w:t>k</w:t>
-      </w:r>
-      <w:r>
-        <w:t>ey message must be that a partner entering through one division can benefit from opportunities across all divisions.</w:t>
-      </w:r>
-    </w:p>
-    <w:p>
-      <w:r>
-        <w:t>For example:</w:t>
-      </w:r>
-    </w:p>
-    <w:p>
-      <w:pPr>
-        <w:numPr>
-          <w:ilvl w:val="0"/>
-          <w:numId w:val="1"/>
-        </w:numPr>
-      </w:pPr>
-      <w:r>
-        <w:lastRenderedPageBreak/>
-        <w:t xml:space="preserve">A </w:t>
-      </w:r>
-      <w:proofErr w:type="spellStart"/>
-      <w:r>
-        <w:t>TellCoSOL</w:t>
-      </w:r>
-      <w:proofErr w:type="spellEnd"/>
-      <w:r>
-        <w:t xml:space="preserve"> installer may participate in government projects.</w:t>
-      </w:r>
-    </w:p>
-    <w:p>
-      <w:pPr>
-        <w:numPr>
-          <w:ilvl w:val="0"/>
-          <w:numId w:val="1"/>
-        </w:numPr>
-      </w:pPr>
-      <w:r>
-        <w:t>An NGO partner may benefit from consultancy, financing, and technology partnerships.</w:t>
-      </w:r>
-    </w:p>
-    <w:p>
-      <w:pPr>
-        <w:numPr>
-          <w:ilvl w:val="0"/>
-          <w:numId w:val="1"/>
-        </w:numPr>
-      </w:pPr>
-      <w:r>
-        <w:t>A distributor may expand into affiliate marketing, training, and service programs.</w:t>
+        <w:t xml:space="preserve"> website style.</w:t>
       </w:r>
     </w:p>
     <w:p/>
@@ -303,147 +213,23 @@
           <w:b/>
           <w:bCs/>
         </w:rPr>
-        <w:t xml:space="preserve">Why Partner with </w:t>
-      </w:r>
-      <w:proofErr w:type="spellStart"/>
+        <w:t xml:space="preserve">General </w:t>
+      </w:r>
       <w:r>
         <w:rPr>
           <w:b/>
           <w:bCs/>
         </w:rPr>
-        <w:t>TellCo</w:t>
-      </w:r>
-      <w:proofErr w:type="spellEnd"/>
-    </w:p>
-    <w:p>
-      <w:r>
-        <w:t>The Partner's Question</w:t>
-      </w:r>
-    </w:p>
-    <w:p>
-      <w:r>
-        <w:t xml:space="preserve">How do I qualify, get trained, access financing, register a deal, and grow with </w:t>
-      </w:r>
-      <w:proofErr w:type="spellStart"/>
-      <w:r>
-        <w:t>TellCo</w:t>
-      </w:r>
-      <w:proofErr w:type="spellEnd"/>
-      <w:r>
-        <w:t>?</w:t>
-      </w:r>
-    </w:p>
-    <w:p>
-      <w:r>
-        <w:t xml:space="preserve">The Answer </w:t>
-      </w:r>
-      <w:proofErr w:type="spellStart"/>
-      <w:r>
-        <w:t>TellCoExperience</w:t>
-      </w:r>
-      <w:proofErr w:type="spellEnd"/>
-      <w:r>
-        <w:t xml:space="preserve"> XL Provides</w:t>
-      </w:r>
-    </w:p>
-    <w:p>
-      <w:pPr>
+        <w:t xml:space="preserve">Benefits </w:t>
+      </w:r>
+    </w:p>
+    <w:p>
+      <w:pPr>
+        <w:pStyle w:val="ListParagraph"/>
         <w:numPr>
           <w:ilvl w:val="0"/>
-          <w:numId w:val="5"/>
+          <w:numId w:val="9"/>
         </w:numPr>
-      </w:pPr>
-      <w:r>
-        <w:t>A single entry point for all partner types</w:t>
-      </w:r>
-    </w:p>
-    <w:p>
-      <w:pPr>
-        <w:numPr>
-          <w:ilvl w:val="0"/>
-          <w:numId w:val="5"/>
-        </w:numPr>
-      </w:pPr>
-      <w:r>
-        <w:t>Clear tracks: qualify → train → launch → grow</w:t>
-      </w:r>
-    </w:p>
-    <w:p>
-      <w:pPr>
-        <w:numPr>
-          <w:ilvl w:val="0"/>
-          <w:numId w:val="5"/>
-        </w:numPr>
-      </w:pPr>
-      <w:r>
-        <w:t>Finance connectors, certification, and support — in one ecosystem</w:t>
-      </w:r>
-    </w:p>
-    <w:p>
-      <w:r>
-        <w:t xml:space="preserve">The single most common barrier to infrastructure project closure is upfront capital expenditure. </w:t>
-      </w:r>
-      <w:proofErr w:type="spellStart"/>
-      <w:r>
-        <w:t>TellCoExperience</w:t>
-      </w:r>
-      <w:proofErr w:type="spellEnd"/>
-      <w:r>
-        <w:t xml:space="preserve"> XL proposes a finance-connector function that bridges local partners and project opportunities to appropriate funding instruments — without </w:t>
-      </w:r>
-      <w:proofErr w:type="spellStart"/>
-      <w:r>
-        <w:t>TellCo</w:t>
-      </w:r>
-      <w:proofErr w:type="spellEnd"/>
-      <w:r>
-        <w:t xml:space="preserve"> acting as a lender.</w:t>
-      </w:r>
-    </w:p>
-    <w:p>
-      <w:r>
-        <w:t xml:space="preserve">Partners who cannot close deals because of CAPEX barriers are not failing — they are hitting a structural market problem that </w:t>
-      </w:r>
-      <w:proofErr w:type="spellStart"/>
-      <w:r>
-        <w:t>TellCo</w:t>
-      </w:r>
-      <w:proofErr w:type="spellEnd"/>
-      <w:r>
-        <w:t xml:space="preserve"> can solve. The finance-connector function is the </w:t>
-      </w:r>
-      <w:proofErr w:type="spellStart"/>
-      <w:r>
-        <w:t>programme's</w:t>
-      </w:r>
-      <w:proofErr w:type="spellEnd"/>
-      <w:r>
-        <w:t xml:space="preserve"> biggest competitive differentiator beyond the product itself.</w:t>
-      </w:r>
-    </w:p>
-    <w:p>
-      <w:r>
-        <w:t xml:space="preserve">A partner </w:t>
-      </w:r>
-      <w:proofErr w:type="spellStart"/>
-      <w:r>
-        <w:t>programme</w:t>
-      </w:r>
-      <w:proofErr w:type="spellEnd"/>
-      <w:r>
-        <w:t xml:space="preserve"> without a credible training and certification engine is just a distribution arrangement. </w:t>
-      </w:r>
-      <w:proofErr w:type="spellStart"/>
-      <w:r>
-        <w:t>TellCoExperience</w:t>
-      </w:r>
-      <w:proofErr w:type="spellEnd"/>
-      <w:r>
-        <w:t xml:space="preserve"> XL proposes a structured five-stage capability development path — applicable to all partner types, with track-specific content layered in at each stage.</w:t>
-      </w:r>
-    </w:p>
-    <w:p>
-      <w:pPr>
         <w:rPr>
           <w:b/>
           <w:bCs/>
@@ -463,7 +249,47 @@
       </w:r>
     </w:p>
     <w:p>
-      <w:pPr>
+      <w:r>
+        <w:t xml:space="preserve">The qualify → train → launch → grow framework is </w:t>
+      </w:r>
+      <w:proofErr w:type="spellStart"/>
+      <w:r>
+        <w:t>standardised</w:t>
+      </w:r>
+      <w:proofErr w:type="spellEnd"/>
+      <w:r>
+        <w:t xml:space="preserve"> across all partner types.</w:t>
+      </w:r>
+    </w:p>
+    <w:p>
+      <w:r>
+        <w:t>Qualify – Application, eligibility check, partnership</w:t>
+      </w:r>
+    </w:p>
+    <w:p>
+      <w:r>
+        <w:t>Train – Onboarding modules, product, compliance</w:t>
+      </w:r>
+    </w:p>
+    <w:p>
+      <w:r>
+        <w:t>Launch – Deal registration, co-marketing, CRM</w:t>
+      </w:r>
+    </w:p>
+    <w:p>
+      <w:r>
+        <w:lastRenderedPageBreak/>
+        <w:t xml:space="preserve">Grow – Certification upgrade, new verticals,  </w:t>
+      </w:r>
+    </w:p>
+    <w:p/>
+    <w:p>
+      <w:pPr>
+        <w:pStyle w:val="ListParagraph"/>
+        <w:numPr>
+          <w:ilvl w:val="0"/>
+          <w:numId w:val="9"/>
+        </w:numPr>
         <w:rPr>
           <w:b/>
           <w:bCs/>
@@ -483,7 +309,63 @@
       </w:r>
     </w:p>
     <w:p>
-      <w:pPr>
+      <w:r>
+        <w:t xml:space="preserve">The single most common barrier to infrastructure project closure is upfront capital expenditure. </w:t>
+      </w:r>
+      <w:proofErr w:type="spellStart"/>
+      <w:r>
+        <w:t>TellCoExperience</w:t>
+      </w:r>
+      <w:proofErr w:type="spellEnd"/>
+      <w:r>
+        <w:t xml:space="preserve"> XL proposes a finance-connector function that bridges local partners and project opportunities to appropriate funding instruments</w:t>
+      </w:r>
+      <w:r>
+        <w:t>.</w:t>
+      </w:r>
+    </w:p>
+    <w:p>
+      <w:r>
+        <w:t xml:space="preserve">Partners who cannot close deals because of CAPEX barriers are not failing — they are hitting a structural market problem that </w:t>
+      </w:r>
+      <w:proofErr w:type="spellStart"/>
+      <w:r>
+        <w:t>TellCo</w:t>
+      </w:r>
+      <w:proofErr w:type="spellEnd"/>
+      <w:r>
+        <w:t xml:space="preserve"> can solve. The finance-connector function is the </w:t>
+      </w:r>
+      <w:proofErr w:type="spellStart"/>
+      <w:r>
+        <w:t>programme's</w:t>
+      </w:r>
+      <w:proofErr w:type="spellEnd"/>
+      <w:r>
+        <w:t xml:space="preserve"> biggest competitive differentiator beyond the product itself.</w:t>
+      </w:r>
+    </w:p>
+    <w:p>
+      <w:pPr>
+        <w:tabs>
+          <w:tab w:val="num" w:pos="720"/>
+        </w:tabs>
+      </w:pPr>
+      <w:r>
+        <w:t xml:space="preserve">Call to Action: </w:t>
+      </w:r>
+      <w:r>
+        <w:t>Access Financing and Funding Opportunities</w:t>
+      </w:r>
+    </w:p>
+    <w:p/>
+    <w:p>
+      <w:pPr>
+        <w:pStyle w:val="ListParagraph"/>
+        <w:numPr>
+          <w:ilvl w:val="0"/>
+          <w:numId w:val="9"/>
+        </w:numPr>
         <w:rPr>
           <w:b/>
           <w:bCs/>
@@ -503,7 +385,47 @@
       </w:r>
     </w:p>
     <w:p>
-      <w:pPr>
+      <w:r>
+        <w:t xml:space="preserve">A partner </w:t>
+      </w:r>
+      <w:proofErr w:type="spellStart"/>
+      <w:r>
+        <w:t>programme</w:t>
+      </w:r>
+      <w:proofErr w:type="spellEnd"/>
+      <w:r>
+        <w:t xml:space="preserve"> without a credible training and certification engine is just a distribution arrangement. </w:t>
+      </w:r>
+      <w:proofErr w:type="spellStart"/>
+      <w:r>
+        <w:t>TellCoExperience</w:t>
+      </w:r>
+      <w:proofErr w:type="spellEnd"/>
+      <w:r>
+        <w:t xml:space="preserve"> XL proposes a structured five-stage capability development path — applicable to all partner types, with track-specific content layered in at each stage.</w:t>
+      </w:r>
+    </w:p>
+    <w:p>
+      <w:pPr>
+        <w:tabs>
+          <w:tab w:val="num" w:pos="720"/>
+        </w:tabs>
+      </w:pPr>
+      <w:r>
+        <w:t xml:space="preserve">Call to Action: </w:t>
+      </w:r>
+      <w:r>
+        <w:t>Become a Certified Partner</w:t>
+      </w:r>
+    </w:p>
+    <w:p/>
+    <w:p>
+      <w:pPr>
+        <w:pStyle w:val="ListParagraph"/>
+        <w:numPr>
+          <w:ilvl w:val="0"/>
+          <w:numId w:val="9"/>
+        </w:numPr>
         <w:rPr>
           <w:b/>
           <w:bCs/>
@@ -524,10 +446,10 @@
     </w:p>
     <w:p>
       <w:r>
-        <w:lastRenderedPageBreak/>
         <w:t>Deal registration, pipeline visibility, training status, and ticketing — gated by certification level.</w:t>
       </w:r>
     </w:p>
+    <w:p/>
     <w:p>
       <w:pPr>
         <w:rPr>
@@ -535,232 +457,30 @@
           <w:bCs/>
         </w:rPr>
       </w:pPr>
-    </w:p>
-    <w:p>
-      <w:pPr>
+      <w:r>
         <w:rPr>
           <w:b/>
           <w:bCs/>
         </w:rPr>
-      </w:pPr>
+        <w:t xml:space="preserve">Call to Action: Join the </w:t>
+      </w:r>
+      <w:proofErr w:type="spellStart"/>
       <w:r>
         <w:rPr>
           <w:b/>
           <w:bCs/>
         </w:rPr>
-        <w:t>Partner Journey</w:t>
-      </w:r>
-    </w:p>
-    <w:p>
-      <w:r>
-        <w:t xml:space="preserve">The qualify → train → launch → grow framework is </w:t>
-      </w:r>
-      <w:proofErr w:type="spellStart"/>
-      <w:r>
-        <w:t>standardised</w:t>
+        <w:t>TellCoExperience</w:t>
       </w:r>
       <w:proofErr w:type="spellEnd"/>
       <w:r>
-        <w:t xml:space="preserve"> across all partner types.</w:t>
-      </w:r>
-    </w:p>
-    <w:p>
-      <w:r>
-        <w:t xml:space="preserve">Make a graph that shows arrows through these </w:t>
-      </w:r>
-      <w:r>
-        <w:t xml:space="preserve">progressive </w:t>
-      </w:r>
-      <w:r>
-        <w:t>phases:</w:t>
-      </w:r>
-    </w:p>
-    <w:p>
-      <w:r>
-        <w:t>Qualify</w:t>
-      </w:r>
-      <w:r>
-        <w:t xml:space="preserve"> </w:t>
-      </w:r>
-      <w:r>
-        <w:t>–</w:t>
-      </w:r>
-      <w:r>
-        <w:t xml:space="preserve"> Application</w:t>
-      </w:r>
-      <w:r>
-        <w:t xml:space="preserve">, eligibility check, </w:t>
-      </w:r>
-      <w:r>
-        <w:t>partnership</w:t>
-      </w:r>
-    </w:p>
-    <w:p>
-      <w:r>
-        <w:t>Train – Onboarding modules, product, compliance</w:t>
-      </w:r>
-    </w:p>
-    <w:p>
-      <w:r>
-        <w:t>Launc</w:t>
-      </w:r>
-      <w:r>
-        <w:t xml:space="preserve">h – Deal </w:t>
-      </w:r>
-      <w:r>
-        <w:t>registration, co-marketing, CRM</w:t>
-      </w:r>
-    </w:p>
-    <w:p>
-      <w:r>
-        <w:t xml:space="preserve">Grow </w:t>
-      </w:r>
-      <w:r>
-        <w:t>–</w:t>
-      </w:r>
-      <w:r>
-        <w:t xml:space="preserve"> </w:t>
-      </w:r>
-      <w:r>
-        <w:t xml:space="preserve">Certification upgrade, new verticals,  </w:t>
-      </w:r>
-    </w:p>
-    <w:p/>
-    <w:p>
-      <w:pPr>
         <w:rPr>
           <w:b/>
           <w:bCs/>
         </w:rPr>
-      </w:pPr>
-      <w:r>
-        <w:rPr>
-          <w:b/>
-          <w:bCs/>
-        </w:rPr>
-        <w:t>Call to Action</w:t>
-      </w:r>
-    </w:p>
-    <w:p>
-      <w:r>
-        <w:t>We need</w:t>
-      </w:r>
-      <w:r>
-        <w:t xml:space="preserve"> to </w:t>
-      </w:r>
-      <w:r>
-        <w:t xml:space="preserve">have </w:t>
-      </w:r>
-      <w:proofErr w:type="gramStart"/>
-      <w:r>
-        <w:t>calls</w:t>
-      </w:r>
-      <w:proofErr w:type="gramEnd"/>
-      <w:r>
-        <w:t xml:space="preserve"> to</w:t>
-      </w:r>
-      <w:r>
-        <w:t>:</w:t>
-      </w:r>
-    </w:p>
-    <w:p>
-      <w:pPr>
-        <w:numPr>
-          <w:ilvl w:val="0"/>
-          <w:numId w:val="3"/>
-        </w:numPr>
-        <w:tabs>
-          <w:tab w:val="num" w:pos="720"/>
-        </w:tabs>
-      </w:pPr>
-      <w:r>
-        <w:t xml:space="preserve">Join the </w:t>
-      </w:r>
-      <w:proofErr w:type="spellStart"/>
-      <w:r>
-        <w:t>TellCoExperience</w:t>
-      </w:r>
-      <w:proofErr w:type="spellEnd"/>
-      <w:r>
         <w:t xml:space="preserve"> XL Program</w:t>
       </w:r>
     </w:p>
-    <w:p>
-      <w:pPr>
-        <w:numPr>
-          <w:ilvl w:val="0"/>
-          <w:numId w:val="3"/>
-        </w:numPr>
-        <w:tabs>
-          <w:tab w:val="num" w:pos="720"/>
-        </w:tabs>
-      </w:pPr>
-      <w:r>
-        <w:t>Become a Certified Partner</w:t>
-      </w:r>
-    </w:p>
-    <w:p>
-      <w:pPr>
-        <w:numPr>
-          <w:ilvl w:val="0"/>
-          <w:numId w:val="3"/>
-        </w:numPr>
-        <w:tabs>
-          <w:tab w:val="num" w:pos="720"/>
-        </w:tabs>
-      </w:pPr>
-      <w:r>
-        <w:t>Access Training and Certification</w:t>
-      </w:r>
-    </w:p>
-    <w:p>
-      <w:pPr>
-        <w:numPr>
-          <w:ilvl w:val="0"/>
-          <w:numId w:val="3"/>
-        </w:numPr>
-        <w:tabs>
-          <w:tab w:val="num" w:pos="720"/>
-        </w:tabs>
-      </w:pPr>
-      <w:r>
-        <w:t>Access Financing and Funding Opportunities</w:t>
-      </w:r>
-    </w:p>
-    <w:p>
-      <w:pPr>
-        <w:numPr>
-          <w:ilvl w:val="0"/>
-          <w:numId w:val="3"/>
-        </w:numPr>
-        <w:tabs>
-          <w:tab w:val="num" w:pos="720"/>
-        </w:tabs>
-      </w:pPr>
-      <w:r>
-        <w:t>Join Weekly Partner Development Sessions</w:t>
-      </w:r>
-    </w:p>
-    <w:p>
-      <w:pPr>
-        <w:numPr>
-          <w:ilvl w:val="0"/>
-          <w:numId w:val="3"/>
-        </w:numPr>
-        <w:tabs>
-          <w:tab w:val="num" w:pos="720"/>
-        </w:tabs>
-      </w:pPr>
-      <w:r>
-        <w:t>Contact and Registration Process</w:t>
-      </w:r>
-    </w:p>
-    <w:p/>
-    <w:p/>
-    <w:p/>
-    <w:p/>
-    <w:p/>
-    <w:p/>
     <w:sectPr>
       <w:pgSz w:w="12240" w:h="15840"/>
       <w:pgMar w:top="1440" w:right="1440" w:bottom="1440" w:left="1440" w:header="720" w:footer="720" w:gutter="0"/>
@@ -774,6 +494,119 @@
 <file path=word/numbering.xml><?xml version="1.0" encoding="utf-8"?>
 <w:numbering xmlns:wpc="http://schemas.microsoft.com/office/word/2010/wordprocessingCanvas" xmlns:cx="http://schemas.microsoft.com/office/drawing/2014/chartex" xmlns:cx1="http://schemas.microsoft.com/office/drawing/2015/9/8/chartex" xmlns:cx2="http://schemas.microsoft.com/office/drawing/2015/10/21/chartex" xmlns:cx3="http://schemas.microsoft.com/office/drawing/2016/5/9/chartex" xmlns:cx4="http://schemas.microsoft.com/office/drawing/2016/5/10/chartex" xmlns:cx5="http://schemas.microsoft.com/office/drawing/2016/5/11/chartex" xmlns:cx6="http://schemas.microsoft.com/office/drawing/2016/5/12/chartex" xmlns:cx7="http://schemas.microsoft.com/office/drawing/2016/5/13/chartex" xmlns:cx8="http://schemas.microsoft.com/office/drawing/2016/5/14/chartex" xmlns:mc="http://schemas.openxmlformats.org/markup-compatibility/2006" xmlns:aink="http://schemas.microsoft.com/office/drawing/2016/ink" xmlns:am3d="http://schemas.microsoft.com/office/drawing/2017/model3d" xmlns:o="urn:schemas-microsoft-com:office:office" xmlns:oel="http://schemas.microsoft.com/office/2019/extlst" xmlns:r="http://schemas.openxmlformats.org/officeDocument/2006/relationships" xmlns:m="http://schemas.openxmlformats.org/officeDocument/2006/math" xmlns:v="urn:schemas-microsoft-com:vml" xmlns:wp14="http://schemas.microsoft.com/office/word/2010/wordprocessingDrawing" xmlns:wp="http://schemas.openxmlformats.org/drawingml/2006/wordprocessingDrawing" xmlns:w10="urn:schemas-microsoft-com:office:word" xmlns:w="http://schemas.openxmlformats.org/wordprocessingml/2006/main" xmlns:w14="http://schemas.microsoft.com/office/word/2010/wordml" xmlns:w15="http://schemas.microsoft.com/office/word/2012/wordml" xmlns:w16cex="http://schemas.microsoft.com/office/word/2018/wordml/cex" xmlns:w16cid="http://schemas.microsoft.com/office/word/2016/wordml/cid" xmlns:w16="http://schemas.microsoft.com/office/word/2018/wordml" xmlns:w16du="http://schemas.microsoft.com/office/word/2023/wordml/word16du" xmlns:w16sdtdh="http://schemas.microsoft.com/office/word/2020/wordml/sdtdatahash" xmlns:w16sdtfl="http://schemas.microsoft.com/office/word/2024/wordml/sdtformatlock" xmlns:w16se="http://schemas.microsoft.com/office/word/2015/wordml/symex" xmlns:wpg="http://schemas.microsoft.com/office/word/2010/wordprocessingGroup" xmlns:wpi="http://schemas.microsoft.com/office/word/2010/wordprocessingInk" xmlns:wne="http://schemas.microsoft.com/office/word/2006/wordml" xmlns:wps="http://schemas.microsoft.com/office/word/2010/wordprocessingShape" mc:Ignorable="w14 w15 w16se w16cid w16 w16cex w16sdtdh w16sdtfl w16du wp14">
   <w:abstractNum w:abstractNumId="0" w15:restartNumberingAfterBreak="0">
+    <w:nsid w:val="0D03667C"/>
+    <w:multiLevelType w:val="hybridMultilevel"/>
+    <w:tmpl w:val="24F4ECFA"/>
+    <w:lvl w:ilvl="0" w:tplc="C75A422C">
+      <w:start w:val="4"/>
+      <w:numFmt w:val="bullet"/>
+      <w:lvlText w:val="-"/>
+      <w:lvlJc w:val="left"/>
+      <w:pPr>
+        <w:ind w:left="720" w:hanging="360"/>
+      </w:pPr>
+      <w:rPr>
+        <w:rFonts w:ascii="Calibri" w:eastAsiaTheme="minorHAnsi" w:hAnsi="Calibri" w:cs="Calibri" w:hint="default"/>
+      </w:rPr>
+    </w:lvl>
+    <w:lvl w:ilvl="1" w:tplc="04090003" w:tentative="1">
+      <w:start w:val="1"/>
+      <w:numFmt w:val="bullet"/>
+      <w:lvlText w:val="o"/>
+      <w:lvlJc w:val="left"/>
+      <w:pPr>
+        <w:ind w:left="1440" w:hanging="360"/>
+      </w:pPr>
+      <w:rPr>
+        <w:rFonts w:ascii="Courier New" w:hAnsi="Courier New" w:cs="Courier New" w:hint="default"/>
+      </w:rPr>
+    </w:lvl>
+    <w:lvl w:ilvl="2" w:tplc="04090005" w:tentative="1">
+      <w:start w:val="1"/>
+      <w:numFmt w:val="bullet"/>
+      <w:lvlText w:val=""/>
+      <w:lvlJc w:val="left"/>
+      <w:pPr>
+        <w:ind w:left="2160" w:hanging="360"/>
+      </w:pPr>
+      <w:rPr>
+        <w:rFonts w:ascii="Wingdings" w:hAnsi="Wingdings" w:hint="default"/>
+      </w:rPr>
+    </w:lvl>
+    <w:lvl w:ilvl="3" w:tplc="04090001" w:tentative="1">
+      <w:start w:val="1"/>
+      <w:numFmt w:val="bullet"/>
+      <w:lvlText w:val=""/>
+      <w:lvlJc w:val="left"/>
+      <w:pPr>
+        <w:ind w:left="2880" w:hanging="360"/>
+      </w:pPr>
+      <w:rPr>
+        <w:rFonts w:ascii="Symbol" w:hAnsi="Symbol" w:hint="default"/>
+      </w:rPr>
+    </w:lvl>
+    <w:lvl w:ilvl="4" w:tplc="04090003" w:tentative="1">
+      <w:start w:val="1"/>
+      <w:numFmt w:val="bullet"/>
+      <w:lvlText w:val="o"/>
+      <w:lvlJc w:val="left"/>
+      <w:pPr>
+        <w:ind w:left="3600" w:hanging="360"/>
+      </w:pPr>
+      <w:rPr>
+        <w:rFonts w:ascii="Courier New" w:hAnsi="Courier New" w:cs="Courier New" w:hint="default"/>
+      </w:rPr>
+    </w:lvl>
+    <w:lvl w:ilvl="5" w:tplc="04090005" w:tentative="1">
+      <w:start w:val="1"/>
+      <w:numFmt w:val="bullet"/>
+      <w:lvlText w:val=""/>
+      <w:lvlJc w:val="left"/>
+      <w:pPr>
+        <w:ind w:left="4320" w:hanging="360"/>
+      </w:pPr>
+      <w:rPr>
+        <w:rFonts w:ascii="Wingdings" w:hAnsi="Wingdings" w:hint="default"/>
+      </w:rPr>
+    </w:lvl>
+    <w:lvl w:ilvl="6" w:tplc="04090001" w:tentative="1">
+      <w:start w:val="1"/>
+      <w:numFmt w:val="bullet"/>
+      <w:lvlText w:val=""/>
+      <w:lvlJc w:val="left"/>
+      <w:pPr>
+        <w:ind w:left="5040" w:hanging="360"/>
+      </w:pPr>
+      <w:rPr>
+        <w:rFonts w:ascii="Symbol" w:hAnsi="Symbol" w:hint="default"/>
+      </w:rPr>
+    </w:lvl>
+    <w:lvl w:ilvl="7" w:tplc="04090003" w:tentative="1">
+      <w:start w:val="1"/>
+      <w:numFmt w:val="bullet"/>
+      <w:lvlText w:val="o"/>
+      <w:lvlJc w:val="left"/>
+      <w:pPr>
+        <w:ind w:left="5760" w:hanging="360"/>
+      </w:pPr>
+      <w:rPr>
+        <w:rFonts w:ascii="Courier New" w:hAnsi="Courier New" w:cs="Courier New" w:hint="default"/>
+      </w:rPr>
+    </w:lvl>
+    <w:lvl w:ilvl="8" w:tplc="04090005" w:tentative="1">
+      <w:start w:val="1"/>
+      <w:numFmt w:val="bullet"/>
+      <w:lvlText w:val=""/>
+      <w:lvlJc w:val="left"/>
+      <w:pPr>
+        <w:ind w:left="6480" w:hanging="360"/>
+      </w:pPr>
+      <w:rPr>
+        <w:rFonts w:ascii="Wingdings" w:hAnsi="Wingdings" w:hint="default"/>
+      </w:rPr>
+    </w:lvl>
+  </w:abstractNum>
+  <w:abstractNum w:abstractNumId="1" w15:restartNumberingAfterBreak="0">
     <w:nsid w:val="1F856012"/>
     <w:multiLevelType w:val="hybridMultilevel"/>
     <w:tmpl w:val="0DB2DC42"/>
@@ -886,7 +719,7 @@
       </w:rPr>
     </w:lvl>
   </w:abstractNum>
-  <w:abstractNum w:abstractNumId="1" w15:restartNumberingAfterBreak="0">
+  <w:abstractNum w:abstractNumId="2" w15:restartNumberingAfterBreak="0">
     <w:nsid w:val="22D20ECD"/>
     <w:multiLevelType w:val="multilevel"/>
     <w:tmpl w:val="E0A6D100"/>
@@ -1035,7 +868,7 @@
       </w:rPr>
     </w:lvl>
   </w:abstractNum>
-  <w:abstractNum w:abstractNumId="2" w15:restartNumberingAfterBreak="0">
+  <w:abstractNum w:abstractNumId="3" w15:restartNumberingAfterBreak="0">
     <w:nsid w:val="2CDA741F"/>
     <w:multiLevelType w:val="multilevel"/>
     <w:tmpl w:val="2CD65522"/>
@@ -1184,7 +1017,7 @@
       </w:rPr>
     </w:lvl>
   </w:abstractNum>
-  <w:abstractNum w:abstractNumId="3" w15:restartNumberingAfterBreak="0">
+  <w:abstractNum w:abstractNumId="4" w15:restartNumberingAfterBreak="0">
     <w:nsid w:val="409855F1"/>
     <w:multiLevelType w:val="multilevel"/>
     <w:tmpl w:val="8BCC795E"/>
@@ -1333,7 +1166,7 @@
       </w:rPr>
     </w:lvl>
   </w:abstractNum>
-  <w:abstractNum w:abstractNumId="4" w15:restartNumberingAfterBreak="0">
+  <w:abstractNum w:abstractNumId="5" w15:restartNumberingAfterBreak="0">
     <w:nsid w:val="420A3033"/>
     <w:multiLevelType w:val="multilevel"/>
     <w:tmpl w:val="AE02398E"/>
@@ -1482,7 +1315,7 @@
       </w:rPr>
     </w:lvl>
   </w:abstractNum>
-  <w:abstractNum w:abstractNumId="5" w15:restartNumberingAfterBreak="0">
+  <w:abstractNum w:abstractNumId="6" w15:restartNumberingAfterBreak="0">
     <w:nsid w:val="462C3916"/>
     <w:multiLevelType w:val="multilevel"/>
     <w:tmpl w:val="6CB4B036"/>
@@ -1595,7 +1428,7 @@
       </w:pPr>
     </w:lvl>
   </w:abstractNum>
-  <w:abstractNum w:abstractNumId="6" w15:restartNumberingAfterBreak="0">
+  <w:abstractNum w:abstractNumId="7" w15:restartNumberingAfterBreak="0">
     <w:nsid w:val="60671F5D"/>
     <w:multiLevelType w:val="multilevel"/>
     <w:tmpl w:val="DE364CF8"/>
@@ -1708,7 +1541,7 @@
       </w:pPr>
     </w:lvl>
   </w:abstractNum>
-  <w:abstractNum w:abstractNumId="7" w15:restartNumberingAfterBreak="0">
+  <w:abstractNum w:abstractNumId="8" w15:restartNumberingAfterBreak="0">
     <w:nsid w:val="61095FF6"/>
     <w:multiLevelType w:val="hybridMultilevel"/>
     <w:tmpl w:val="B746A084"/>
@@ -1798,27 +1631,30 @@
     </w:lvl>
   </w:abstractNum>
   <w:num w:numId="1" w16cid:durableId="1076778235">
+    <w:abstractNumId w:val="4"/>
+  </w:num>
+  <w:num w:numId="2" w16cid:durableId="404383097">
+    <w:abstractNumId w:val="7"/>
+  </w:num>
+  <w:num w:numId="3" w16cid:durableId="644116956">
     <w:abstractNumId w:val="3"/>
   </w:num>
-  <w:num w:numId="2" w16cid:durableId="404383097">
+  <w:num w:numId="4" w16cid:durableId="1073428656">
     <w:abstractNumId w:val="6"/>
   </w:num>
-  <w:num w:numId="3" w16cid:durableId="644116956">
+  <w:num w:numId="5" w16cid:durableId="825050544">
+    <w:abstractNumId w:val="5"/>
+  </w:num>
+  <w:num w:numId="6" w16cid:durableId="932857632">
     <w:abstractNumId w:val="2"/>
   </w:num>
-  <w:num w:numId="4" w16cid:durableId="1073428656">
-    <w:abstractNumId w:val="5"/>
+  <w:num w:numId="7" w16cid:durableId="1755856211">
+    <w:abstractNumId w:val="8"/>
   </w:num>
-  <w:num w:numId="5" w16cid:durableId="825050544">
-    <w:abstractNumId w:val="4"/>
-  </w:num>
-  <w:num w:numId="6" w16cid:durableId="932857632">
+  <w:num w:numId="8" w16cid:durableId="1933854304">
     <w:abstractNumId w:val="1"/>
   </w:num>
-  <w:num w:numId="7" w16cid:durableId="1755856211">
-    <w:abstractNumId w:val="7"/>
-  </w:num>
-  <w:num w:numId="8" w16cid:durableId="1933854304">
+  <w:num w:numId="9" w16cid:durableId="1398629044">
     <w:abstractNumId w:val="0"/>
   </w:num>
 </w:numbering>
@@ -2224,7 +2060,7 @@
   <w:style w:type="paragraph" w:default="1" w:styleId="Normal">
     <w:name w:val="Normal"/>
     <w:qFormat/>
-    <w:rsid w:val="009831F9"/>
+    <w:rsid w:val="00DD65AE"/>
   </w:style>
   <w:style w:type="paragraph" w:styleId="Heading1">
     <w:name w:val="heading 1"/>
